--- a/atlas/Patterns/ PAT-001 - Context Loss Over Time.docx
+++ b/atlas/Patterns/ PAT-001 - Context Loss Over Time.docx
@@ -29,22 +29,25 @@
           <w:b/>
           <w:bCs/>
         </w:rPr>
-        <w:t>Title</w:t>
-      </w:r>
-    </w:p>
-    <w:p>
-      <w:r>
-        <w:rPr>
-          <w:b/>
-          <w:bCs/>
-        </w:rPr>
-        <w:t>Context Loss Over Time</w:t>
-      </w:r>
-    </w:p>
-    <w:p>
-      <w:r>
-        <w:pict w14:anchorId="16A2D173">
-          <v:rect id="_x0000_i1085" style="width:0;height:1.5pt" o:hralign="center" o:hrstd="t" o:hr="t" fillcolor="#a0a0a0" stroked="f"/>
+        <w:t>Pattern Identifier</w:t>
+      </w:r>
+    </w:p>
+    <w:p>
+      <w:r>
+        <w:rPr>
+          <w:b/>
+          <w:bCs/>
+        </w:rPr>
+        <w:t>PTID:</w:t>
+      </w:r>
+      <w:r>
+        <w:t xml:space="preserve"> PAT-001</w:t>
+      </w:r>
+    </w:p>
+    <w:p>
+      <w:r>
+        <w:pict w14:anchorId="74B784F8">
+          <v:rect id="_x0000_i1129" style="width:0;height:1.5pt" o:hralign="center" o:hrstd="t" o:hr="t" fillcolor="#a0a0a0" stroked="f"/>
         </w:pict>
       </w:r>
     </w:p>
@@ -60,7 +63,624 @@
           <w:b/>
           <w:bCs/>
         </w:rPr>
-        <w:t>Pattern Metadata</w:t>
+        <w:t>Pattern Title</w:t>
+      </w:r>
+    </w:p>
+    <w:p>
+      <w:r>
+        <w:rPr>
+          <w:b/>
+          <w:bCs/>
+        </w:rPr>
+        <w:t>Title:</w:t>
+      </w:r>
+      <w:r>
+        <w:t xml:space="preserve"> Context Loss Over Time</w:t>
+      </w:r>
+    </w:p>
+    <w:p>
+      <w:r>
+        <w:pict w14:anchorId="3F7505CB">
+          <v:rect id="_x0000_i1130" style="width:0;height:1.5pt" o:hralign="center" o:hrstd="t" o:hr="t" fillcolor="#a0a0a0" stroked="f"/>
+        </w:pict>
+      </w:r>
+    </w:p>
+    <w:p>
+      <w:pPr>
+        <w:rPr>
+          <w:b/>
+          <w:bCs/>
+        </w:rPr>
+      </w:pPr>
+      <w:r>
+        <w:rPr>
+          <w:b/>
+          <w:bCs/>
+        </w:rPr>
+        <w:t>Primary Research Category</w:t>
+      </w:r>
+    </w:p>
+    <w:p>
+      <w:r>
+        <w:rPr>
+          <w:b/>
+          <w:bCs/>
+        </w:rPr>
+        <w:t>Category:</w:t>
+      </w:r>
+      <w:r>
+        <w:t xml:space="preserve"> Cognitive &amp; Information Management</w:t>
+      </w:r>
+    </w:p>
+    <w:p>
+      <w:r>
+        <w:pict w14:anchorId="076C2593">
+          <v:rect id="_x0000_i1131" style="width:0;height:1.5pt" o:hralign="center" o:hrstd="t" o:hr="t" fillcolor="#a0a0a0" stroked="f"/>
+        </w:pict>
+      </w:r>
+    </w:p>
+    <w:p>
+      <w:pPr>
+        <w:rPr>
+          <w:b/>
+          <w:bCs/>
+        </w:rPr>
+      </w:pPr>
+      <w:r>
+        <w:rPr>
+          <w:b/>
+          <w:bCs/>
+        </w:rPr>
+        <w:t>Current Research Status</w:t>
+      </w:r>
+    </w:p>
+    <w:p>
+      <w:r>
+        <w:rPr>
+          <w:b/>
+          <w:bCs/>
+        </w:rPr>
+        <w:t>Status:</w:t>
+      </w:r>
+      <w:r>
+        <w:t xml:space="preserve"> Candidate </w:t>
+      </w:r>
+      <w:r>
+        <w:rPr>
+          <w:i/>
+          <w:iCs/>
+        </w:rPr>
+        <w:t>(Upgrade to Accepted after further validation.)</w:t>
+      </w:r>
+    </w:p>
+    <w:p>
+      <w:r>
+        <w:pict w14:anchorId="5AEA304C">
+          <v:rect id="_x0000_i1132" style="width:0;height:1.5pt" o:hralign="center" o:hrstd="t" o:hr="t" fillcolor="#a0a0a0" stroked="f"/>
+        </w:pict>
+      </w:r>
+    </w:p>
+    <w:p>
+      <w:pPr>
+        <w:rPr>
+          <w:b/>
+          <w:bCs/>
+        </w:rPr>
+      </w:pPr>
+      <w:r>
+        <w:rPr>
+          <w:b/>
+          <w:bCs/>
+        </w:rPr>
+        <w:t>Validation Confidence</w:t>
+      </w:r>
+    </w:p>
+    <w:p>
+      <w:r>
+        <w:rPr>
+          <w:b/>
+          <w:bCs/>
+        </w:rPr>
+        <w:t>Confidence Level:</w:t>
+      </w:r>
+      <w:r>
+        <w:t xml:space="preserve"> Level 4 – Strong Evidence</w:t>
+      </w:r>
+    </w:p>
+    <w:p>
+      <w:r>
+        <w:pict w14:anchorId="654BC0C7">
+          <v:rect id="_x0000_i1133" style="width:0;height:1.5pt" o:hralign="center" o:hrstd="t" o:hr="t" fillcolor="#a0a0a0" stroked="f"/>
+        </w:pict>
+      </w:r>
+    </w:p>
+    <w:p>
+      <w:pPr>
+        <w:rPr>
+          <w:b/>
+          <w:bCs/>
+        </w:rPr>
+      </w:pPr>
+      <w:r>
+        <w:rPr>
+          <w:b/>
+          <w:bCs/>
+        </w:rPr>
+        <w:t>Document Version</w:t>
+      </w:r>
+    </w:p>
+    <w:p>
+      <w:r>
+        <w:rPr>
+          <w:b/>
+          <w:bCs/>
+        </w:rPr>
+        <w:t>Version:</w:t>
+      </w:r>
+      <w:r>
+        <w:t xml:space="preserve"> 1.0</w:t>
+      </w:r>
+    </w:p>
+    <w:p>
+      <w:r>
+        <w:pict w14:anchorId="262F8516">
+          <v:rect id="_x0000_i1134" style="width:0;height:1.5pt" o:hralign="center" o:hrstd="t" o:hr="t" fillcolor="#a0a0a0" stroked="f"/>
+        </w:pict>
+      </w:r>
+    </w:p>
+    <w:p>
+      <w:pPr>
+        <w:rPr>
+          <w:b/>
+          <w:bCs/>
+        </w:rPr>
+      </w:pPr>
+      <w:r>
+        <w:rPr>
+          <w:b/>
+          <w:bCs/>
+        </w:rPr>
+        <w:t>Creation Date</w:t>
+      </w:r>
+    </w:p>
+    <w:p>
+      <w:r>
+        <w:rPr>
+          <w:b/>
+          <w:bCs/>
+        </w:rPr>
+        <w:t>Created:</w:t>
+      </w:r>
+      <w:r>
+        <w:t xml:space="preserve"> 2026-07-26</w:t>
+      </w:r>
+    </w:p>
+    <w:p>
+      <w:r>
+        <w:pict w14:anchorId="08115AF6">
+          <v:rect id="_x0000_i1135" style="width:0;height:1.5pt" o:hralign="center" o:hrstd="t" o:hr="t" fillcolor="#a0a0a0" stroked="f"/>
+        </w:pict>
+      </w:r>
+    </w:p>
+    <w:p>
+      <w:pPr>
+        <w:rPr>
+          <w:b/>
+          <w:bCs/>
+        </w:rPr>
+      </w:pPr>
+      <w:r>
+        <w:rPr>
+          <w:b/>
+          <w:bCs/>
+        </w:rPr>
+        <w:t>Last Modification Date</w:t>
+      </w:r>
+    </w:p>
+    <w:p>
+      <w:r>
+        <w:rPr>
+          <w:b/>
+          <w:bCs/>
+        </w:rPr>
+        <w:t>Last Updated:</w:t>
+      </w:r>
+      <w:r>
+        <w:t xml:space="preserve"> 2026-07-26</w:t>
+      </w:r>
+    </w:p>
+    <w:p>
+      <w:r>
+        <w:pict w14:anchorId="1CDB4B2A">
+          <v:rect id="_x0000_i1136" style="width:0;height:1.5pt" o:hralign="center" o:hrstd="t" o:hr="t" fillcolor="#a0a0a0" stroked="f"/>
+        </w:pict>
+      </w:r>
+    </w:p>
+    <w:p>
+      <w:pPr>
+        <w:rPr>
+          <w:b/>
+          <w:bCs/>
+        </w:rPr>
+      </w:pPr>
+      <w:r>
+        <w:rPr>
+          <w:b/>
+          <w:bCs/>
+        </w:rPr>
+        <w:t>Standardized Search Keywords</w:t>
+      </w:r>
+    </w:p>
+    <w:p>
+      <w:r>
+        <w:rPr>
+          <w:b/>
+          <w:bCs/>
+        </w:rPr>
+        <w:t>Tags:</w:t>
+      </w:r>
+      <w:r>
+        <w:t xml:space="preserve"> Memory, Context, Information Management, Cognitive Load, Navigation</w:t>
+      </w:r>
+    </w:p>
+    <w:p>
+      <w:r>
+        <w:pict w14:anchorId="23DF3BCA">
+          <v:rect id="_x0000_i1137" style="width:0;height:1.5pt" o:hralign="center" o:hrstd="t" o:hr="t" fillcolor="#a0a0a0" stroked="f"/>
+        </w:pict>
+      </w:r>
+    </w:p>
+    <w:p>
+      <w:pPr>
+        <w:rPr>
+          <w:b/>
+          <w:bCs/>
+        </w:rPr>
+      </w:pPr>
+      <w:r>
+        <w:rPr>
+          <w:b/>
+          <w:bCs/>
+        </w:rPr>
+        <w:lastRenderedPageBreak/>
+        <w:t>Supporting Atlas Problem Identifiers</w:t>
+      </w:r>
+    </w:p>
+    <w:p>
+      <w:r>
+        <w:rPr>
+          <w:b/>
+          <w:bCs/>
+        </w:rPr>
+        <w:t>Supporting APIDs:</w:t>
+      </w:r>
+    </w:p>
+    <w:p>
+      <w:pPr>
+        <w:numPr>
+          <w:ilvl w:val="0"/>
+          <w:numId w:val="6"/>
+        </w:numPr>
+      </w:pPr>
+      <w:r>
+        <w:t xml:space="preserve">FF-001 </w:t>
+      </w:r>
+    </w:p>
+    <w:p>
+      <w:pPr>
+        <w:numPr>
+          <w:ilvl w:val="0"/>
+          <w:numId w:val="6"/>
+        </w:numPr>
+      </w:pPr>
+      <w:r>
+        <w:t xml:space="preserve">FF-002 </w:t>
+      </w:r>
+    </w:p>
+    <w:p>
+      <w:pPr>
+        <w:numPr>
+          <w:ilvl w:val="0"/>
+          <w:numId w:val="6"/>
+        </w:numPr>
+      </w:pPr>
+      <w:r>
+        <w:t xml:space="preserve">FF-003 </w:t>
+      </w:r>
+    </w:p>
+    <w:p>
+      <w:pPr>
+        <w:numPr>
+          <w:ilvl w:val="0"/>
+          <w:numId w:val="6"/>
+        </w:numPr>
+      </w:pPr>
+      <w:r>
+        <w:t xml:space="preserve">FF-004 </w:t>
+      </w:r>
+    </w:p>
+    <w:p>
+      <w:r>
+        <w:pict w14:anchorId="46056A55">
+          <v:rect id="_x0000_i1138" style="width:0;height:1.5pt" o:hralign="center" o:hrstd="t" o:hr="t" fillcolor="#a0a0a0" stroked="f"/>
+        </w:pict>
+      </w:r>
+    </w:p>
+    <w:p>
+      <w:pPr>
+        <w:rPr>
+          <w:b/>
+          <w:bCs/>
+        </w:rPr>
+      </w:pPr>
+      <w:r>
+        <w:rPr>
+          <w:b/>
+          <w:bCs/>
+        </w:rPr>
+        <w:t>Pattern</w:t>
+      </w:r>
+    </w:p>
+    <w:p>
+      <w:r>
+        <w:t>As digital information grows and ages, people gradually lose the contextual understanding needed to locate, interpret, and effectively use that information. Although the information remains available, the surrounding knowledge—such as why it was created, where it was stored, how it was organized, and how it relates to other information—fades over time.</w:t>
+      </w:r>
+    </w:p>
+    <w:p>
+      <w:r>
+        <w:t>This recurring pattern reflects a fundamental limitation of human memory interacting with increasingly complex digital environments. It appears consistently across multiple Human Frictions involving file management, project organization, navigation, and information retrieval.</w:t>
+      </w:r>
+    </w:p>
+    <w:p>
+      <w:r>
+        <w:pict w14:anchorId="58CD1053">
+          <v:rect id="_x0000_i1139" style="width:0;height:1.5pt" o:hralign="center" o:hrstd="t" o:hr="t" fillcolor="#a0a0a0" stroked="f"/>
+        </w:pict>
+      </w:r>
+    </w:p>
+    <w:p>
+      <w:pPr>
+        <w:rPr>
+          <w:b/>
+          <w:bCs/>
+        </w:rPr>
+      </w:pPr>
+      <w:r>
+        <w:rPr>
+          <w:b/>
+          <w:bCs/>
+        </w:rPr>
+        <w:t>Human Impact</w:t>
+      </w:r>
+    </w:p>
+    <w:p>
+      <w:r>
+        <w:t>This pattern contributes to:</w:t>
+      </w:r>
+    </w:p>
+    <w:p>
+      <w:pPr>
+        <w:numPr>
+          <w:ilvl w:val="0"/>
+          <w:numId w:val="7"/>
+        </w:numPr>
+      </w:pPr>
+      <w:r>
+        <w:t xml:space="preserve">Increased cognitive load while recalling information. </w:t>
+      </w:r>
+    </w:p>
+    <w:p>
+      <w:pPr>
+        <w:numPr>
+          <w:ilvl w:val="0"/>
+          <w:numId w:val="7"/>
+        </w:numPr>
+      </w:pPr>
+      <w:r>
+        <w:t xml:space="preserve">Longer search times for existing content. </w:t>
+      </w:r>
+    </w:p>
+    <w:p>
+      <w:pPr>
+        <w:numPr>
+          <w:ilvl w:val="0"/>
+          <w:numId w:val="7"/>
+        </w:numPr>
+      </w:pPr>
+      <w:r>
+        <w:t xml:space="preserve">Confusion caused by missing or forgotten context. </w:t>
+      </w:r>
+    </w:p>
+    <w:p>
+      <w:pPr>
+        <w:numPr>
+          <w:ilvl w:val="0"/>
+          <w:numId w:val="7"/>
+        </w:numPr>
+      </w:pPr>
+      <w:r>
+        <w:t xml:space="preserve">Duplicate work because existing information cannot be located or understood. </w:t>
+      </w:r>
+    </w:p>
+    <w:p>
+      <w:pPr>
+        <w:numPr>
+          <w:ilvl w:val="0"/>
+          <w:numId w:val="7"/>
+        </w:numPr>
+      </w:pPr>
+      <w:r>
+        <w:t xml:space="preserve">Reduced productivity during information-intensive tasks. </w:t>
+      </w:r>
+    </w:p>
+    <w:p>
+      <w:pPr>
+        <w:numPr>
+          <w:ilvl w:val="0"/>
+          <w:numId w:val="7"/>
+        </w:numPr>
+      </w:pPr>
+      <w:r>
+        <w:t xml:space="preserve">Interrupted workflows as users attempt to reconstruct lost context. </w:t>
+      </w:r>
+    </w:p>
+    <w:p>
+      <w:r>
+        <w:pict w14:anchorId="4DF82B00">
+          <v:rect id="_x0000_i1140" style="width:0;height:1.5pt" o:hralign="center" o:hrstd="t" o:hr="t" fillcolor="#a0a0a0" stroked="f"/>
+        </w:pict>
+      </w:r>
+    </w:p>
+    <w:p>
+      <w:pPr>
+        <w:rPr>
+          <w:b/>
+          <w:bCs/>
+        </w:rPr>
+      </w:pPr>
+      <w:r>
+        <w:rPr>
+          <w:b/>
+          <w:bCs/>
+        </w:rPr>
+        <w:t>Evidence</w:t>
+      </w:r>
+    </w:p>
+    <w:p>
+      <w:r>
+        <w:t>This Pattern is currently supported by the following Human Frictions:</w:t>
+      </w:r>
+    </w:p>
+    <w:p>
+      <w:pPr>
+        <w:numPr>
+          <w:ilvl w:val="0"/>
+          <w:numId w:val="8"/>
+        </w:numPr>
+      </w:pPr>
+      <w:r>
+        <w:rPr>
+          <w:b/>
+          <w:bCs/>
+        </w:rPr>
+        <w:t>FF-001</w:t>
+      </w:r>
+      <w:r>
+        <w:t xml:space="preserve"> – Users struggle to locate downloaded files after downloading them. </w:t>
+      </w:r>
+    </w:p>
+    <w:p>
+      <w:pPr>
+        <w:numPr>
+          <w:ilvl w:val="0"/>
+          <w:numId w:val="8"/>
+        </w:numPr>
+      </w:pPr>
+      <w:r>
+        <w:rPr>
+          <w:b/>
+          <w:bCs/>
+        </w:rPr>
+        <w:lastRenderedPageBreak/>
+        <w:t>FF-002</w:t>
+      </w:r>
+      <w:r>
+        <w:t xml:space="preserve"> – Large collections of files and folders become difficult to understand and navigate. </w:t>
+      </w:r>
+    </w:p>
+    <w:p>
+      <w:pPr>
+        <w:numPr>
+          <w:ilvl w:val="0"/>
+          <w:numId w:val="8"/>
+        </w:numPr>
+      </w:pPr>
+      <w:r>
+        <w:rPr>
+          <w:b/>
+          <w:bCs/>
+        </w:rPr>
+        <w:t>FF-003</w:t>
+      </w:r>
+      <w:r>
+        <w:t xml:space="preserve"> – Users forget or no longer understand file and folder names over time. </w:t>
+      </w:r>
+    </w:p>
+    <w:p>
+      <w:pPr>
+        <w:numPr>
+          <w:ilvl w:val="0"/>
+          <w:numId w:val="8"/>
+        </w:numPr>
+      </w:pPr>
+      <w:r>
+        <w:rPr>
+          <w:b/>
+          <w:bCs/>
+        </w:rPr>
+        <w:t>FF-004</w:t>
+      </w:r>
+      <w:r>
+        <w:t xml:space="preserve"> – Navigating large software projects becomes increasingly difficult as contextual understanding declines. </w:t>
+      </w:r>
+    </w:p>
+    <w:p>
+      <w:r>
+        <w:t>Across these observations, the recurring relationship is the gradual loss of contextual knowledge rather than the loss of the information itself. Each Human Friction demonstrates how preserved data becomes less useful when its surrounding context fades.</w:t>
+      </w:r>
+    </w:p>
+    <w:p>
+      <w:r>
+        <w:pict w14:anchorId="44967997">
+          <v:rect id="_x0000_i1141" style="width:0;height:1.5pt" o:hralign="center" o:hrstd="t" o:hr="t" fillcolor="#a0a0a0" stroked="f"/>
+        </w:pict>
+      </w:r>
+    </w:p>
+    <w:p>
+      <w:pPr>
+        <w:rPr>
+          <w:b/>
+          <w:bCs/>
+        </w:rPr>
+      </w:pPr>
+      <w:r>
+        <w:rPr>
+          <w:b/>
+          <w:bCs/>
+        </w:rPr>
+        <w:t>Research Notes</w:t>
+      </w:r>
+    </w:p>
+    <w:p>
+      <w:r>
+        <w:t>Current evidence suggests that Context Loss Over Time is a foundational behavioural pattern affecting digital information management. As additional Human Frictions are documented across other ATLAS categories, this Pattern should continue to be evaluated for broader applicability.</w:t>
+      </w:r>
+    </w:p>
+    <w:p>
+      <w:r>
+        <w:t>Future validation should determine whether this Pattern extends beyond file management into areas such as communication, learning, authentication, collaboration, and knowledge work.</w:t>
+      </w:r>
+    </w:p>
+    <w:p>
+      <w:r>
+        <w:pict w14:anchorId="5BC3607C">
+          <v:rect id="_x0000_i1142" style="width:0;height:1.5pt" o:hralign="center" o:hrstd="t" o:hr="t" fillcolor="#a0a0a0" stroked="f"/>
+        </w:pict>
+      </w:r>
+    </w:p>
+    <w:p>
+      <w:pPr>
+        <w:rPr>
+          <w:b/>
+          <w:bCs/>
+        </w:rPr>
+      </w:pPr>
+      <w:r>
+        <w:rPr>
+          <w:b/>
+          <w:bCs/>
+        </w:rPr>
+        <w:t>Revision History</w:t>
       </w:r>
     </w:p>
     <w:tbl>
@@ -76,8 +696,9 @@
         <w:tblLook w:val="04A0" w:firstRow="1" w:lastRow="0" w:firstColumn="1" w:lastColumn="0" w:noHBand="0" w:noVBand="1"/>
       </w:tblPr>
       <w:tblGrid>
-        <w:gridCol w:w="3304"/>
-        <w:gridCol w:w="5722"/>
+        <w:gridCol w:w="897"/>
+        <w:gridCol w:w="1249"/>
+        <w:gridCol w:w="5246"/>
       </w:tblGrid>
       <w:tr>
         <w:trPr>
@@ -102,7 +723,7 @@
                 <w:b/>
                 <w:bCs/>
               </w:rPr>
-              <w:t>Field</w:t>
+              <w:t>Version</w:t>
             </w:r>
           </w:p>
         </w:tc>
@@ -124,7 +745,29 @@
                 <w:b/>
                 <w:bCs/>
               </w:rPr>
-              <w:t>Value</w:t>
+              <w:t>Date</w:t>
+            </w:r>
+          </w:p>
+        </w:tc>
+        <w:tc>
+          <w:tcPr>
+            <w:tcW w:w="0" w:type="auto"/>
+            <w:vAlign w:val="center"/>
+            <w:hideMark/>
+          </w:tcPr>
+          <w:p>
+            <w:pPr>
+              <w:rPr>
+                <w:b/>
+                <w:bCs/>
+              </w:rPr>
+            </w:pPr>
+            <w:r>
+              <w:rPr>
+                <w:b/>
+                <w:bCs/>
+              </w:rPr>
+              <w:t>Description</w:t>
             </w:r>
           </w:p>
         </w:tc>
@@ -141,11 +784,7 @@
           </w:tcPr>
           <w:p>
             <w:r>
-              <w:rPr>
-                <w:b/>
-                <w:bCs/>
-              </w:rPr>
-              <w:t>Atlas Pattern Identifier (PATID)</w:t>
+              <w:t>1.0</w:t>
             </w:r>
           </w:p>
         </w:tc>
@@ -157,28 +796,7 @@
           </w:tcPr>
           <w:p>
             <w:r>
-              <w:t>PAT-001</w:t>
-            </w:r>
-          </w:p>
-        </w:tc>
-      </w:tr>
-      <w:tr>
-        <w:trPr>
-          <w:tblCellSpacing w:w="15" w:type="dxa"/>
-        </w:trPr>
-        <w:tc>
-          <w:tcPr>
-            <w:tcW w:w="0" w:type="auto"/>
-            <w:vAlign w:val="center"/>
-            <w:hideMark/>
-          </w:tcPr>
-          <w:p>
-            <w:r>
-              <w:rPr>
-                <w:b/>
-                <w:bCs/>
-              </w:rPr>
-              <w:t>Title</w:t>
+              <w:t>2026-07-26</w:t>
             </w:r>
           </w:p>
         </w:tc>
@@ -190,731 +808,12 @@
           </w:tcPr>
           <w:p>
             <w:r>
-              <w:t>Context Loss Over Time</w:t>
-            </w:r>
-          </w:p>
-        </w:tc>
-      </w:tr>
-      <w:tr>
-        <w:trPr>
-          <w:tblCellSpacing w:w="15" w:type="dxa"/>
-        </w:trPr>
-        <w:tc>
-          <w:tcPr>
-            <w:tcW w:w="0" w:type="auto"/>
-            <w:vAlign w:val="center"/>
-            <w:hideMark/>
-          </w:tcPr>
-          <w:p>
-            <w:r>
-              <w:rPr>
-                <w:b/>
-                <w:bCs/>
-              </w:rPr>
-              <w:t>Category</w:t>
-            </w:r>
-          </w:p>
-        </w:tc>
-        <w:tc>
-          <w:tcPr>
-            <w:tcW w:w="0" w:type="auto"/>
-            <w:vAlign w:val="center"/>
-            <w:hideMark/>
-          </w:tcPr>
-          <w:p>
-            <w:r>
-              <w:t>Cognitive &amp; Information Management</w:t>
-            </w:r>
-          </w:p>
-        </w:tc>
-      </w:tr>
-      <w:tr>
-        <w:trPr>
-          <w:tblCellSpacing w:w="15" w:type="dxa"/>
-        </w:trPr>
-        <w:tc>
-          <w:tcPr>
-            <w:tcW w:w="0" w:type="auto"/>
-            <w:vAlign w:val="center"/>
-            <w:hideMark/>
-          </w:tcPr>
-          <w:p>
-            <w:r>
-              <w:rPr>
-                <w:b/>
-                <w:bCs/>
-              </w:rPr>
-              <w:t>Status</w:t>
-            </w:r>
-          </w:p>
-        </w:tc>
-        <w:tc>
-          <w:tcPr>
-            <w:tcW w:w="0" w:type="auto"/>
-            <w:vAlign w:val="center"/>
-            <w:hideMark/>
-          </w:tcPr>
-          <w:p>
-            <w:r>
-              <w:t>Candidate (upgrade to Accepted after further validation)</w:t>
-            </w:r>
-          </w:p>
-        </w:tc>
-      </w:tr>
-      <w:tr>
-        <w:trPr>
-          <w:tblCellSpacing w:w="15" w:type="dxa"/>
-        </w:trPr>
-        <w:tc>
-          <w:tcPr>
-            <w:tcW w:w="0" w:type="auto"/>
-            <w:vAlign w:val="center"/>
-            <w:hideMark/>
-          </w:tcPr>
-          <w:p>
-            <w:r>
-              <w:rPr>
-                <w:b/>
-                <w:bCs/>
-              </w:rPr>
-              <w:t>Confidence</w:t>
-            </w:r>
-          </w:p>
-        </w:tc>
-        <w:tc>
-          <w:tcPr>
-            <w:tcW w:w="0" w:type="auto"/>
-            <w:vAlign w:val="center"/>
-            <w:hideMark/>
-          </w:tcPr>
-          <w:p>
-            <w:r>
-              <w:t>High</w:t>
-            </w:r>
-          </w:p>
-        </w:tc>
-      </w:tr>
-      <w:tr>
-        <w:trPr>
-          <w:tblCellSpacing w:w="15" w:type="dxa"/>
-        </w:trPr>
-        <w:tc>
-          <w:tcPr>
-            <w:tcW w:w="0" w:type="auto"/>
-            <w:vAlign w:val="center"/>
-            <w:hideMark/>
-          </w:tcPr>
-          <w:p>
-            <w:r>
-              <w:rPr>
-                <w:b/>
-                <w:bCs/>
-              </w:rPr>
-              <w:t>Version</w:t>
-            </w:r>
-          </w:p>
-        </w:tc>
-        <w:tc>
-          <w:tcPr>
-            <w:tcW w:w="0" w:type="auto"/>
-            <w:vAlign w:val="center"/>
-            <w:hideMark/>
-          </w:tcPr>
-          <w:p>
-            <w:r>
-              <w:t>1.0</w:t>
-            </w:r>
-          </w:p>
-        </w:tc>
-      </w:tr>
-      <w:tr>
-        <w:trPr>
-          <w:tblCellSpacing w:w="15" w:type="dxa"/>
-        </w:trPr>
-        <w:tc>
-          <w:tcPr>
-            <w:tcW w:w="0" w:type="auto"/>
-            <w:vAlign w:val="center"/>
-            <w:hideMark/>
-          </w:tcPr>
-          <w:p>
-            <w:r>
-              <w:rPr>
-                <w:b/>
-                <w:bCs/>
-              </w:rPr>
-              <w:t>Author</w:t>
-            </w:r>
-          </w:p>
-        </w:tc>
-        <w:tc>
-          <w:tcPr>
-            <w:tcW w:w="0" w:type="auto"/>
-            <w:vAlign w:val="center"/>
-            <w:hideMark/>
-          </w:tcPr>
-          <w:p>
-            <w:r>
-              <w:t>Project UIL Research</w:t>
-            </w:r>
-          </w:p>
-        </w:tc>
-      </w:tr>
-      <w:tr>
-        <w:trPr>
-          <w:tblCellSpacing w:w="15" w:type="dxa"/>
-        </w:trPr>
-        <w:tc>
-          <w:tcPr>
-            <w:tcW w:w="0" w:type="auto"/>
-            <w:vAlign w:val="center"/>
-            <w:hideMark/>
-          </w:tcPr>
-          <w:p>
-            <w:r>
-              <w:rPr>
-                <w:b/>
-                <w:bCs/>
-              </w:rPr>
-              <w:t>Last Updated</w:t>
-            </w:r>
-          </w:p>
-        </w:tc>
-        <w:tc>
-          <w:tcPr>
-            <w:tcW w:w="0" w:type="auto"/>
-            <w:vAlign w:val="center"/>
-            <w:hideMark/>
-          </w:tcPr>
-          <w:p>
-            <w:r>
-              <w:t>26 July 2026</w:t>
+              <w:t>Initial documentation using Pattern Template v2.0.</w:t>
             </w:r>
           </w:p>
         </w:tc>
       </w:tr>
     </w:tbl>
-    <w:p>
-      <w:r>
-        <w:pict w14:anchorId="7F49F93F">
-          <v:rect id="_x0000_i1086" style="width:0;height:1.5pt" o:hralign="center" o:hrstd="t" o:hr="t" fillcolor="#a0a0a0" stroked="f"/>
-        </w:pict>
-      </w:r>
-    </w:p>
-    <w:p>
-      <w:pPr>
-        <w:rPr>
-          <w:b/>
-          <w:bCs/>
-        </w:rPr>
-      </w:pPr>
-      <w:r>
-        <w:rPr>
-          <w:b/>
-          <w:bCs/>
-        </w:rPr>
-        <w:t>Pattern Statement</w:t>
-      </w:r>
-    </w:p>
-    <w:p>
-      <w:r>
-        <w:t>As digital information ages or grows in complexity, users gradually lose the contextual understanding needed to locate, interpret, and use that information effectively. The information still exists, but the knowledge surrounding it fades.</w:t>
-      </w:r>
-    </w:p>
-    <w:p>
-      <w:r>
-        <w:pict w14:anchorId="53EBE93C">
-          <v:rect id="_x0000_i1087" style="width:0;height:1.5pt" o:hralign="center" o:hrstd="t" o:hr="t" fillcolor="#a0a0a0" stroked="f"/>
-        </w:pict>
-      </w:r>
-    </w:p>
-    <w:p>
-      <w:pPr>
-        <w:rPr>
-          <w:b/>
-          <w:bCs/>
-        </w:rPr>
-      </w:pPr>
-      <w:r>
-        <w:rPr>
-          <w:b/>
-          <w:bCs/>
-        </w:rPr>
-        <w:t>Description</w:t>
-      </w:r>
-    </w:p>
-    <w:p>
-      <w:r>
-        <w:t>This pattern represents a recurring human limitation rather than a software defect. People naturally forget why information was created, where it was stored, how it was organized, and how different pieces of information relate to one another.</w:t>
-      </w:r>
-    </w:p>
-    <w:p>
-      <w:r>
-        <w:t>The result is increased search effort, confusion, duplicate work, and reduced productivity.</w:t>
-      </w:r>
-    </w:p>
-    <w:p>
-      <w:r>
-        <w:pict w14:anchorId="1C5F8CAC">
-          <v:rect id="_x0000_i1088" style="width:0;height:1.5pt" o:hralign="center" o:hrstd="t" o:hr="t" fillcolor="#a0a0a0" stroked="f"/>
-        </w:pict>
-      </w:r>
-    </w:p>
-    <w:p>
-      <w:pPr>
-        <w:rPr>
-          <w:b/>
-          <w:bCs/>
-        </w:rPr>
-      </w:pPr>
-      <w:r>
-        <w:rPr>
-          <w:b/>
-          <w:bCs/>
-        </w:rPr>
-        <w:lastRenderedPageBreak/>
-        <w:t>Evidence</w:t>
-      </w:r>
-    </w:p>
-    <w:p>
-      <w:r>
-        <w:t>Currently observed in:</w:t>
-      </w:r>
-    </w:p>
-    <w:p>
-      <w:pPr>
-        <w:numPr>
-          <w:ilvl w:val="0"/>
-          <w:numId w:val="1"/>
-        </w:numPr>
-      </w:pPr>
-      <w:r>
-        <w:t xml:space="preserve">FF-001 — Downloaded files are difficult to find after downloading. </w:t>
-      </w:r>
-    </w:p>
-    <w:p>
-      <w:pPr>
-        <w:numPr>
-          <w:ilvl w:val="0"/>
-          <w:numId w:val="1"/>
-        </w:numPr>
-      </w:pPr>
-      <w:r>
-        <w:t xml:space="preserve">FF-002 — Too many files and folders make projects difficult to understand. </w:t>
-      </w:r>
-    </w:p>
-    <w:p>
-      <w:pPr>
-        <w:numPr>
-          <w:ilvl w:val="0"/>
-          <w:numId w:val="1"/>
-        </w:numPr>
-      </w:pPr>
-      <w:r>
-        <w:t xml:space="preserve">FF-003 — Users suddenly forget or don't understand file and folder names. </w:t>
-      </w:r>
-    </w:p>
-    <w:p>
-      <w:pPr>
-        <w:numPr>
-          <w:ilvl w:val="0"/>
-          <w:numId w:val="1"/>
-        </w:numPr>
-      </w:pPr>
-      <w:r>
-        <w:t xml:space="preserve">FF-004 — Navigating large software projects is difficult. </w:t>
-      </w:r>
-    </w:p>
-    <w:p>
-      <w:r>
-        <w:pict w14:anchorId="18A46F37">
-          <v:rect id="_x0000_i1089" style="width:0;height:1.5pt" o:hralign="center" o:hrstd="t" o:hr="t" fillcolor="#a0a0a0" stroked="f"/>
-        </w:pict>
-      </w:r>
-    </w:p>
-    <w:p>
-      <w:pPr>
-        <w:rPr>
-          <w:b/>
-          <w:bCs/>
-        </w:rPr>
-      </w:pPr>
-      <w:r>
-        <w:rPr>
-          <w:b/>
-          <w:bCs/>
-        </w:rPr>
-        <w:t>Why this Pattern Occurs</w:t>
-      </w:r>
-    </w:p>
-    <w:p>
-      <w:r>
-        <w:t>Common contributing factors include:</w:t>
-      </w:r>
-    </w:p>
-    <w:p>
-      <w:pPr>
-        <w:numPr>
-          <w:ilvl w:val="0"/>
-          <w:numId w:val="2"/>
-        </w:numPr>
-      </w:pPr>
-      <w:r>
-        <w:t xml:space="preserve">Human memory decays over time. </w:t>
-      </w:r>
-    </w:p>
-    <w:p>
-      <w:pPr>
-        <w:numPr>
-          <w:ilvl w:val="0"/>
-          <w:numId w:val="2"/>
-        </w:numPr>
-      </w:pPr>
-      <w:r>
-        <w:t xml:space="preserve">Context is rarely preserved alongside information. </w:t>
-      </w:r>
-    </w:p>
-    <w:p>
-      <w:pPr>
-        <w:numPr>
-          <w:ilvl w:val="0"/>
-          <w:numId w:val="2"/>
-        </w:numPr>
-      </w:pPr>
-      <w:r>
-        <w:t xml:space="preserve">Systems emphasize storage over understanding. </w:t>
-      </w:r>
-    </w:p>
-    <w:p>
-      <w:pPr>
-        <w:numPr>
-          <w:ilvl w:val="0"/>
-          <w:numId w:val="2"/>
-        </w:numPr>
-      </w:pPr>
-      <w:r>
-        <w:t xml:space="preserve">Digital content grows continuously. </w:t>
-      </w:r>
-    </w:p>
-    <w:p>
-      <w:pPr>
-        <w:numPr>
-          <w:ilvl w:val="0"/>
-          <w:numId w:val="2"/>
-        </w:numPr>
-      </w:pPr>
-      <w:r>
-        <w:t xml:space="preserve">Relationships between information become hidden. </w:t>
-      </w:r>
-    </w:p>
-    <w:p>
-      <w:r>
-        <w:pict w14:anchorId="774B4474">
-          <v:rect id="_x0000_i1090" style="width:0;height:1.5pt" o:hralign="center" o:hrstd="t" o:hr="t" fillcolor="#a0a0a0" stroked="f"/>
-        </w:pict>
-      </w:r>
-    </w:p>
-    <w:p>
-      <w:pPr>
-        <w:rPr>
-          <w:b/>
-          <w:bCs/>
-        </w:rPr>
-      </w:pPr>
-      <w:r>
-        <w:rPr>
-          <w:b/>
-          <w:bCs/>
-        </w:rPr>
-        <w:t>Human Impact</w:t>
-      </w:r>
-    </w:p>
-    <w:p>
-      <w:r>
-        <w:t>This pattern contributes to:</w:t>
-      </w:r>
-    </w:p>
-    <w:p>
-      <w:pPr>
-        <w:numPr>
-          <w:ilvl w:val="0"/>
-          <w:numId w:val="3"/>
-        </w:numPr>
-      </w:pPr>
-      <w:r>
-        <w:t xml:space="preserve">Increased cognitive load. </w:t>
-      </w:r>
-    </w:p>
-    <w:p>
-      <w:pPr>
-        <w:numPr>
-          <w:ilvl w:val="0"/>
-          <w:numId w:val="3"/>
-        </w:numPr>
-      </w:pPr>
-      <w:r>
-        <w:t xml:space="preserve">Longer search times. </w:t>
-      </w:r>
-    </w:p>
-    <w:p>
-      <w:pPr>
-        <w:numPr>
-          <w:ilvl w:val="0"/>
-          <w:numId w:val="3"/>
-        </w:numPr>
-      </w:pPr>
-      <w:r>
-        <w:t xml:space="preserve">Duplicate work. </w:t>
-      </w:r>
-    </w:p>
-    <w:p>
-      <w:pPr>
-        <w:numPr>
-          <w:ilvl w:val="0"/>
-          <w:numId w:val="3"/>
-        </w:numPr>
-      </w:pPr>
-      <w:r>
-        <w:t xml:space="preserve">Reduced confidence. </w:t>
-      </w:r>
-    </w:p>
-    <w:p>
-      <w:pPr>
-        <w:numPr>
-          <w:ilvl w:val="0"/>
-          <w:numId w:val="3"/>
-        </w:numPr>
-      </w:pPr>
-      <w:r>
-        <w:t xml:space="preserve">Lower productivity. </w:t>
-      </w:r>
-    </w:p>
-    <w:p>
-      <w:pPr>
-        <w:numPr>
-          <w:ilvl w:val="0"/>
-          <w:numId w:val="3"/>
-        </w:numPr>
-      </w:pPr>
-      <w:r>
-        <w:t xml:space="preserve">Interrupted workflows. </w:t>
-      </w:r>
-    </w:p>
-    <w:p>
-      <w:r>
-        <w:pict w14:anchorId="1D8E0E2E">
-          <v:rect id="_x0000_i1091" style="width:0;height:1.5pt" o:hralign="center" o:hrstd="t" o:hr="t" fillcolor="#a0a0a0" stroked="f"/>
-        </w:pict>
-      </w:r>
-    </w:p>
-    <w:p>
-      <w:pPr>
-        <w:rPr>
-          <w:b/>
-          <w:bCs/>
-        </w:rPr>
-      </w:pPr>
-      <w:r>
-        <w:rPr>
-          <w:b/>
-          <w:bCs/>
-        </w:rPr>
-        <w:t>Possible UIL Research Directions</w:t>
-      </w:r>
-    </w:p>
-    <w:p>
-      <w:r>
-        <w:t>Potential approaches include:</w:t>
-      </w:r>
-    </w:p>
-    <w:p>
-      <w:pPr>
-        <w:numPr>
-          <w:ilvl w:val="0"/>
-          <w:numId w:val="4"/>
-        </w:numPr>
-      </w:pPr>
-      <w:r>
-        <w:t xml:space="preserve">Context-aware information systems. </w:t>
-      </w:r>
-    </w:p>
-    <w:p>
-      <w:pPr>
-        <w:numPr>
-          <w:ilvl w:val="0"/>
-          <w:numId w:val="4"/>
-        </w:numPr>
-      </w:pPr>
-      <w:r>
-        <w:t xml:space="preserve">Semantic memory for digital assets. </w:t>
-      </w:r>
-    </w:p>
-    <w:p>
-      <w:pPr>
-        <w:numPr>
-          <w:ilvl w:val="0"/>
-          <w:numId w:val="4"/>
-        </w:numPr>
-      </w:pPr>
-      <w:r>
-        <w:lastRenderedPageBreak/>
-        <w:t xml:space="preserve">AI-generated contextual summaries. </w:t>
-      </w:r>
-    </w:p>
-    <w:p>
-      <w:pPr>
-        <w:numPr>
-          <w:ilvl w:val="0"/>
-          <w:numId w:val="4"/>
-        </w:numPr>
-      </w:pPr>
-      <w:r>
-        <w:t xml:space="preserve">Intent-based navigation. </w:t>
-      </w:r>
-    </w:p>
-    <w:p>
-      <w:pPr>
-        <w:numPr>
-          <w:ilvl w:val="0"/>
-          <w:numId w:val="4"/>
-        </w:numPr>
-      </w:pPr>
-      <w:r>
-        <w:t xml:space="preserve">Relationship-aware knowledge organization. </w:t>
-      </w:r>
-    </w:p>
-    <w:p>
-      <w:r>
-        <w:pict w14:anchorId="6DC2ADE2">
-          <v:rect id="_x0000_i1092" style="width:0;height:1.5pt" o:hralign="center" o:hrstd="t" o:hr="t" fillcolor="#a0a0a0" stroked="f"/>
-        </w:pict>
-      </w:r>
-    </w:p>
-    <w:p>
-      <w:pPr>
-        <w:rPr>
-          <w:b/>
-          <w:bCs/>
-        </w:rPr>
-      </w:pPr>
-      <w:r>
-        <w:rPr>
-          <w:b/>
-          <w:bCs/>
-        </w:rPr>
-        <w:t>Related Human Frictions</w:t>
-      </w:r>
-    </w:p>
-    <w:p>
-      <w:pPr>
-        <w:numPr>
-          <w:ilvl w:val="0"/>
-          <w:numId w:val="5"/>
-        </w:numPr>
-      </w:pPr>
-      <w:r>
-        <w:t xml:space="preserve">FF-001 </w:t>
-      </w:r>
-    </w:p>
-    <w:p>
-      <w:pPr>
-        <w:numPr>
-          <w:ilvl w:val="0"/>
-          <w:numId w:val="5"/>
-        </w:numPr>
-      </w:pPr>
-      <w:r>
-        <w:t xml:space="preserve">FF-002 </w:t>
-      </w:r>
-    </w:p>
-    <w:p>
-      <w:pPr>
-        <w:numPr>
-          <w:ilvl w:val="0"/>
-          <w:numId w:val="5"/>
-        </w:numPr>
-      </w:pPr>
-      <w:r>
-        <w:t xml:space="preserve">FF-003 </w:t>
-      </w:r>
-    </w:p>
-    <w:p>
-      <w:pPr>
-        <w:numPr>
-          <w:ilvl w:val="0"/>
-          <w:numId w:val="5"/>
-        </w:numPr>
-      </w:pPr>
-      <w:r>
-        <w:t xml:space="preserve">FF-004 </w:t>
-      </w:r>
-    </w:p>
-    <w:p>
-      <w:r>
-        <w:pict w14:anchorId="6095B9A0">
-          <v:rect id="_x0000_i1093" style="width:0;height:1.5pt" o:hralign="center" o:hrstd="t" o:hr="t" fillcolor="#a0a0a0" stroked="f"/>
-        </w:pict>
-      </w:r>
-    </w:p>
-    <w:p>
-      <w:pPr>
-        <w:rPr>
-          <w:b/>
-          <w:bCs/>
-        </w:rPr>
-      </w:pPr>
-      <w:r>
-        <w:rPr>
-          <w:b/>
-          <w:bCs/>
-        </w:rPr>
-        <w:t>Related Research Insights</w:t>
-      </w:r>
-    </w:p>
-    <w:p>
-      <w:r>
-        <w:rPr>
-          <w:i/>
-          <w:iCs/>
-        </w:rPr>
-        <w:t>None yet.</w:t>
-      </w:r>
-    </w:p>
-    <w:p>
-      <w:r>
-        <w:pict w14:anchorId="6AFF1925">
-          <v:rect id="_x0000_i1094" style="width:0;height:1.5pt" o:hralign="center" o:hrstd="t" o:hr="t" fillcolor="#a0a0a0" stroked="f"/>
-        </w:pict>
-      </w:r>
-    </w:p>
-    <w:p>
-      <w:pPr>
-        <w:rPr>
-          <w:b/>
-          <w:bCs/>
-        </w:rPr>
-      </w:pPr>
-      <w:r>
-        <w:rPr>
-          <w:b/>
-          <w:bCs/>
-        </w:rPr>
-        <w:t>Notes</w:t>
-      </w:r>
-    </w:p>
-    <w:p>
-      <w:r>
-        <w:t xml:space="preserve">This pattern should continue to be validated as additional Human Frictions are documented. If future categories also exhibit the same </w:t>
-      </w:r>
-      <w:proofErr w:type="spellStart"/>
-      <w:r>
-        <w:t>behavior</w:t>
-      </w:r>
-      <w:proofErr w:type="spellEnd"/>
-      <w:r>
-        <w:t>, the confidence level and evidence base should be expanded.</w:t>
-      </w:r>
-    </w:p>
     <w:p/>
     <w:sectPr>
       <w:pgSz w:w="11906" w:h="16838"/>
@@ -1376,6 +1275,155 @@
     </w:lvl>
   </w:abstractNum>
   <w:abstractNum w:abstractNumId="3" w15:restartNumberingAfterBreak="0">
+    <w:nsid w:val="1A5A2581"/>
+    <w:multiLevelType w:val="multilevel"/>
+    <w:tmpl w:val="DFB26D6A"/>
+    <w:lvl w:ilvl="0">
+      <w:start w:val="1"/>
+      <w:numFmt w:val="bullet"/>
+      <w:lvlText w:val=""/>
+      <w:lvlJc w:val="left"/>
+      <w:pPr>
+        <w:tabs>
+          <w:tab w:val="num" w:pos="720"/>
+        </w:tabs>
+        <w:ind w:left="720" w:hanging="360"/>
+      </w:pPr>
+      <w:rPr>
+        <w:rFonts w:ascii="Symbol" w:hAnsi="Symbol" w:hint="default"/>
+        <w:sz w:val="20"/>
+      </w:rPr>
+    </w:lvl>
+    <w:lvl w:ilvl="1" w:tentative="1">
+      <w:start w:val="1"/>
+      <w:numFmt w:val="bullet"/>
+      <w:lvlText w:val="o"/>
+      <w:lvlJc w:val="left"/>
+      <w:pPr>
+        <w:tabs>
+          <w:tab w:val="num" w:pos="1440"/>
+        </w:tabs>
+        <w:ind w:left="1440" w:hanging="360"/>
+      </w:pPr>
+      <w:rPr>
+        <w:rFonts w:ascii="Courier New" w:hAnsi="Courier New" w:hint="default"/>
+        <w:sz w:val="20"/>
+      </w:rPr>
+    </w:lvl>
+    <w:lvl w:ilvl="2" w:tentative="1">
+      <w:start w:val="1"/>
+      <w:numFmt w:val="bullet"/>
+      <w:lvlText w:val=""/>
+      <w:lvlJc w:val="left"/>
+      <w:pPr>
+        <w:tabs>
+          <w:tab w:val="num" w:pos="2160"/>
+        </w:tabs>
+        <w:ind w:left="2160" w:hanging="360"/>
+      </w:pPr>
+      <w:rPr>
+        <w:rFonts w:ascii="Wingdings" w:hAnsi="Wingdings" w:hint="default"/>
+        <w:sz w:val="20"/>
+      </w:rPr>
+    </w:lvl>
+    <w:lvl w:ilvl="3" w:tentative="1">
+      <w:start w:val="1"/>
+      <w:numFmt w:val="bullet"/>
+      <w:lvlText w:val=""/>
+      <w:lvlJc w:val="left"/>
+      <w:pPr>
+        <w:tabs>
+          <w:tab w:val="num" w:pos="2880"/>
+        </w:tabs>
+        <w:ind w:left="2880" w:hanging="360"/>
+      </w:pPr>
+      <w:rPr>
+        <w:rFonts w:ascii="Wingdings" w:hAnsi="Wingdings" w:hint="default"/>
+        <w:sz w:val="20"/>
+      </w:rPr>
+    </w:lvl>
+    <w:lvl w:ilvl="4" w:tentative="1">
+      <w:start w:val="1"/>
+      <w:numFmt w:val="bullet"/>
+      <w:lvlText w:val=""/>
+      <w:lvlJc w:val="left"/>
+      <w:pPr>
+        <w:tabs>
+          <w:tab w:val="num" w:pos="3600"/>
+        </w:tabs>
+        <w:ind w:left="3600" w:hanging="360"/>
+      </w:pPr>
+      <w:rPr>
+        <w:rFonts w:ascii="Wingdings" w:hAnsi="Wingdings" w:hint="default"/>
+        <w:sz w:val="20"/>
+      </w:rPr>
+    </w:lvl>
+    <w:lvl w:ilvl="5" w:tentative="1">
+      <w:start w:val="1"/>
+      <w:numFmt w:val="bullet"/>
+      <w:lvlText w:val=""/>
+      <w:lvlJc w:val="left"/>
+      <w:pPr>
+        <w:tabs>
+          <w:tab w:val="num" w:pos="4320"/>
+        </w:tabs>
+        <w:ind w:left="4320" w:hanging="360"/>
+      </w:pPr>
+      <w:rPr>
+        <w:rFonts w:ascii="Wingdings" w:hAnsi="Wingdings" w:hint="default"/>
+        <w:sz w:val="20"/>
+      </w:rPr>
+    </w:lvl>
+    <w:lvl w:ilvl="6" w:tentative="1">
+      <w:start w:val="1"/>
+      <w:numFmt w:val="bullet"/>
+      <w:lvlText w:val=""/>
+      <w:lvlJc w:val="left"/>
+      <w:pPr>
+        <w:tabs>
+          <w:tab w:val="num" w:pos="5040"/>
+        </w:tabs>
+        <w:ind w:left="5040" w:hanging="360"/>
+      </w:pPr>
+      <w:rPr>
+        <w:rFonts w:ascii="Wingdings" w:hAnsi="Wingdings" w:hint="default"/>
+        <w:sz w:val="20"/>
+      </w:rPr>
+    </w:lvl>
+    <w:lvl w:ilvl="7" w:tentative="1">
+      <w:start w:val="1"/>
+      <w:numFmt w:val="bullet"/>
+      <w:lvlText w:val=""/>
+      <w:lvlJc w:val="left"/>
+      <w:pPr>
+        <w:tabs>
+          <w:tab w:val="num" w:pos="5760"/>
+        </w:tabs>
+        <w:ind w:left="5760" w:hanging="360"/>
+      </w:pPr>
+      <w:rPr>
+        <w:rFonts w:ascii="Wingdings" w:hAnsi="Wingdings" w:hint="default"/>
+        <w:sz w:val="20"/>
+      </w:rPr>
+    </w:lvl>
+    <w:lvl w:ilvl="8" w:tentative="1">
+      <w:start w:val="1"/>
+      <w:numFmt w:val="bullet"/>
+      <w:lvlText w:val=""/>
+      <w:lvlJc w:val="left"/>
+      <w:pPr>
+        <w:tabs>
+          <w:tab w:val="num" w:pos="6480"/>
+        </w:tabs>
+        <w:ind w:left="6480" w:hanging="360"/>
+      </w:pPr>
+      <w:rPr>
+        <w:rFonts w:ascii="Wingdings" w:hAnsi="Wingdings" w:hint="default"/>
+        <w:sz w:val="20"/>
+      </w:rPr>
+    </w:lvl>
+  </w:abstractNum>
+  <w:abstractNum w:abstractNumId="4" w15:restartNumberingAfterBreak="0">
     <w:nsid w:val="1D905887"/>
     <w:multiLevelType w:val="multilevel"/>
     <w:tmpl w:val="DD78DE54"/>
@@ -1524,7 +1572,7 @@
       </w:rPr>
     </w:lvl>
   </w:abstractNum>
-  <w:abstractNum w:abstractNumId="4" w15:restartNumberingAfterBreak="0">
+  <w:abstractNum w:abstractNumId="5" w15:restartNumberingAfterBreak="0">
     <w:nsid w:val="4F496D7F"/>
     <w:multiLevelType w:val="multilevel"/>
     <w:tmpl w:val="F2740756"/>
@@ -1673,8 +1721,306 @@
       </w:rPr>
     </w:lvl>
   </w:abstractNum>
+  <w:abstractNum w:abstractNumId="6" w15:restartNumberingAfterBreak="0">
+    <w:nsid w:val="51D233E5"/>
+    <w:multiLevelType w:val="multilevel"/>
+    <w:tmpl w:val="27684100"/>
+    <w:lvl w:ilvl="0">
+      <w:start w:val="1"/>
+      <w:numFmt w:val="bullet"/>
+      <w:lvlText w:val=""/>
+      <w:lvlJc w:val="left"/>
+      <w:pPr>
+        <w:tabs>
+          <w:tab w:val="num" w:pos="720"/>
+        </w:tabs>
+        <w:ind w:left="720" w:hanging="360"/>
+      </w:pPr>
+      <w:rPr>
+        <w:rFonts w:ascii="Symbol" w:hAnsi="Symbol" w:hint="default"/>
+        <w:sz w:val="20"/>
+      </w:rPr>
+    </w:lvl>
+    <w:lvl w:ilvl="1" w:tentative="1">
+      <w:start w:val="1"/>
+      <w:numFmt w:val="bullet"/>
+      <w:lvlText w:val="o"/>
+      <w:lvlJc w:val="left"/>
+      <w:pPr>
+        <w:tabs>
+          <w:tab w:val="num" w:pos="1440"/>
+        </w:tabs>
+        <w:ind w:left="1440" w:hanging="360"/>
+      </w:pPr>
+      <w:rPr>
+        <w:rFonts w:ascii="Courier New" w:hAnsi="Courier New" w:hint="default"/>
+        <w:sz w:val="20"/>
+      </w:rPr>
+    </w:lvl>
+    <w:lvl w:ilvl="2" w:tentative="1">
+      <w:start w:val="1"/>
+      <w:numFmt w:val="bullet"/>
+      <w:lvlText w:val=""/>
+      <w:lvlJc w:val="left"/>
+      <w:pPr>
+        <w:tabs>
+          <w:tab w:val="num" w:pos="2160"/>
+        </w:tabs>
+        <w:ind w:left="2160" w:hanging="360"/>
+      </w:pPr>
+      <w:rPr>
+        <w:rFonts w:ascii="Wingdings" w:hAnsi="Wingdings" w:hint="default"/>
+        <w:sz w:val="20"/>
+      </w:rPr>
+    </w:lvl>
+    <w:lvl w:ilvl="3" w:tentative="1">
+      <w:start w:val="1"/>
+      <w:numFmt w:val="bullet"/>
+      <w:lvlText w:val=""/>
+      <w:lvlJc w:val="left"/>
+      <w:pPr>
+        <w:tabs>
+          <w:tab w:val="num" w:pos="2880"/>
+        </w:tabs>
+        <w:ind w:left="2880" w:hanging="360"/>
+      </w:pPr>
+      <w:rPr>
+        <w:rFonts w:ascii="Wingdings" w:hAnsi="Wingdings" w:hint="default"/>
+        <w:sz w:val="20"/>
+      </w:rPr>
+    </w:lvl>
+    <w:lvl w:ilvl="4" w:tentative="1">
+      <w:start w:val="1"/>
+      <w:numFmt w:val="bullet"/>
+      <w:lvlText w:val=""/>
+      <w:lvlJc w:val="left"/>
+      <w:pPr>
+        <w:tabs>
+          <w:tab w:val="num" w:pos="3600"/>
+        </w:tabs>
+        <w:ind w:left="3600" w:hanging="360"/>
+      </w:pPr>
+      <w:rPr>
+        <w:rFonts w:ascii="Wingdings" w:hAnsi="Wingdings" w:hint="default"/>
+        <w:sz w:val="20"/>
+      </w:rPr>
+    </w:lvl>
+    <w:lvl w:ilvl="5" w:tentative="1">
+      <w:start w:val="1"/>
+      <w:numFmt w:val="bullet"/>
+      <w:lvlText w:val=""/>
+      <w:lvlJc w:val="left"/>
+      <w:pPr>
+        <w:tabs>
+          <w:tab w:val="num" w:pos="4320"/>
+        </w:tabs>
+        <w:ind w:left="4320" w:hanging="360"/>
+      </w:pPr>
+      <w:rPr>
+        <w:rFonts w:ascii="Wingdings" w:hAnsi="Wingdings" w:hint="default"/>
+        <w:sz w:val="20"/>
+      </w:rPr>
+    </w:lvl>
+    <w:lvl w:ilvl="6" w:tentative="1">
+      <w:start w:val="1"/>
+      <w:numFmt w:val="bullet"/>
+      <w:lvlText w:val=""/>
+      <w:lvlJc w:val="left"/>
+      <w:pPr>
+        <w:tabs>
+          <w:tab w:val="num" w:pos="5040"/>
+        </w:tabs>
+        <w:ind w:left="5040" w:hanging="360"/>
+      </w:pPr>
+      <w:rPr>
+        <w:rFonts w:ascii="Wingdings" w:hAnsi="Wingdings" w:hint="default"/>
+        <w:sz w:val="20"/>
+      </w:rPr>
+    </w:lvl>
+    <w:lvl w:ilvl="7" w:tentative="1">
+      <w:start w:val="1"/>
+      <w:numFmt w:val="bullet"/>
+      <w:lvlText w:val=""/>
+      <w:lvlJc w:val="left"/>
+      <w:pPr>
+        <w:tabs>
+          <w:tab w:val="num" w:pos="5760"/>
+        </w:tabs>
+        <w:ind w:left="5760" w:hanging="360"/>
+      </w:pPr>
+      <w:rPr>
+        <w:rFonts w:ascii="Wingdings" w:hAnsi="Wingdings" w:hint="default"/>
+        <w:sz w:val="20"/>
+      </w:rPr>
+    </w:lvl>
+    <w:lvl w:ilvl="8" w:tentative="1">
+      <w:start w:val="1"/>
+      <w:numFmt w:val="bullet"/>
+      <w:lvlText w:val=""/>
+      <w:lvlJc w:val="left"/>
+      <w:pPr>
+        <w:tabs>
+          <w:tab w:val="num" w:pos="6480"/>
+        </w:tabs>
+        <w:ind w:left="6480" w:hanging="360"/>
+      </w:pPr>
+      <w:rPr>
+        <w:rFonts w:ascii="Wingdings" w:hAnsi="Wingdings" w:hint="default"/>
+        <w:sz w:val="20"/>
+      </w:rPr>
+    </w:lvl>
+  </w:abstractNum>
+  <w:abstractNum w:abstractNumId="7" w15:restartNumberingAfterBreak="0">
+    <w:nsid w:val="6DBD31C1"/>
+    <w:multiLevelType w:val="multilevel"/>
+    <w:tmpl w:val="10ACD7FE"/>
+    <w:lvl w:ilvl="0">
+      <w:start w:val="1"/>
+      <w:numFmt w:val="bullet"/>
+      <w:lvlText w:val=""/>
+      <w:lvlJc w:val="left"/>
+      <w:pPr>
+        <w:tabs>
+          <w:tab w:val="num" w:pos="720"/>
+        </w:tabs>
+        <w:ind w:left="720" w:hanging="360"/>
+      </w:pPr>
+      <w:rPr>
+        <w:rFonts w:ascii="Symbol" w:hAnsi="Symbol" w:hint="default"/>
+        <w:sz w:val="20"/>
+      </w:rPr>
+    </w:lvl>
+    <w:lvl w:ilvl="1" w:tentative="1">
+      <w:start w:val="1"/>
+      <w:numFmt w:val="bullet"/>
+      <w:lvlText w:val="o"/>
+      <w:lvlJc w:val="left"/>
+      <w:pPr>
+        <w:tabs>
+          <w:tab w:val="num" w:pos="1440"/>
+        </w:tabs>
+        <w:ind w:left="1440" w:hanging="360"/>
+      </w:pPr>
+      <w:rPr>
+        <w:rFonts w:ascii="Courier New" w:hAnsi="Courier New" w:hint="default"/>
+        <w:sz w:val="20"/>
+      </w:rPr>
+    </w:lvl>
+    <w:lvl w:ilvl="2" w:tentative="1">
+      <w:start w:val="1"/>
+      <w:numFmt w:val="bullet"/>
+      <w:lvlText w:val=""/>
+      <w:lvlJc w:val="left"/>
+      <w:pPr>
+        <w:tabs>
+          <w:tab w:val="num" w:pos="2160"/>
+        </w:tabs>
+        <w:ind w:left="2160" w:hanging="360"/>
+      </w:pPr>
+      <w:rPr>
+        <w:rFonts w:ascii="Wingdings" w:hAnsi="Wingdings" w:hint="default"/>
+        <w:sz w:val="20"/>
+      </w:rPr>
+    </w:lvl>
+    <w:lvl w:ilvl="3" w:tentative="1">
+      <w:start w:val="1"/>
+      <w:numFmt w:val="bullet"/>
+      <w:lvlText w:val=""/>
+      <w:lvlJc w:val="left"/>
+      <w:pPr>
+        <w:tabs>
+          <w:tab w:val="num" w:pos="2880"/>
+        </w:tabs>
+        <w:ind w:left="2880" w:hanging="360"/>
+      </w:pPr>
+      <w:rPr>
+        <w:rFonts w:ascii="Wingdings" w:hAnsi="Wingdings" w:hint="default"/>
+        <w:sz w:val="20"/>
+      </w:rPr>
+    </w:lvl>
+    <w:lvl w:ilvl="4" w:tentative="1">
+      <w:start w:val="1"/>
+      <w:numFmt w:val="bullet"/>
+      <w:lvlText w:val=""/>
+      <w:lvlJc w:val="left"/>
+      <w:pPr>
+        <w:tabs>
+          <w:tab w:val="num" w:pos="3600"/>
+        </w:tabs>
+        <w:ind w:left="3600" w:hanging="360"/>
+      </w:pPr>
+      <w:rPr>
+        <w:rFonts w:ascii="Wingdings" w:hAnsi="Wingdings" w:hint="default"/>
+        <w:sz w:val="20"/>
+      </w:rPr>
+    </w:lvl>
+    <w:lvl w:ilvl="5" w:tentative="1">
+      <w:start w:val="1"/>
+      <w:numFmt w:val="bullet"/>
+      <w:lvlText w:val=""/>
+      <w:lvlJc w:val="left"/>
+      <w:pPr>
+        <w:tabs>
+          <w:tab w:val="num" w:pos="4320"/>
+        </w:tabs>
+        <w:ind w:left="4320" w:hanging="360"/>
+      </w:pPr>
+      <w:rPr>
+        <w:rFonts w:ascii="Wingdings" w:hAnsi="Wingdings" w:hint="default"/>
+        <w:sz w:val="20"/>
+      </w:rPr>
+    </w:lvl>
+    <w:lvl w:ilvl="6" w:tentative="1">
+      <w:start w:val="1"/>
+      <w:numFmt w:val="bullet"/>
+      <w:lvlText w:val=""/>
+      <w:lvlJc w:val="left"/>
+      <w:pPr>
+        <w:tabs>
+          <w:tab w:val="num" w:pos="5040"/>
+        </w:tabs>
+        <w:ind w:left="5040" w:hanging="360"/>
+      </w:pPr>
+      <w:rPr>
+        <w:rFonts w:ascii="Wingdings" w:hAnsi="Wingdings" w:hint="default"/>
+        <w:sz w:val="20"/>
+      </w:rPr>
+    </w:lvl>
+    <w:lvl w:ilvl="7" w:tentative="1">
+      <w:start w:val="1"/>
+      <w:numFmt w:val="bullet"/>
+      <w:lvlText w:val=""/>
+      <w:lvlJc w:val="left"/>
+      <w:pPr>
+        <w:tabs>
+          <w:tab w:val="num" w:pos="5760"/>
+        </w:tabs>
+        <w:ind w:left="5760" w:hanging="360"/>
+      </w:pPr>
+      <w:rPr>
+        <w:rFonts w:ascii="Wingdings" w:hAnsi="Wingdings" w:hint="default"/>
+        <w:sz w:val="20"/>
+      </w:rPr>
+    </w:lvl>
+    <w:lvl w:ilvl="8" w:tentative="1">
+      <w:start w:val="1"/>
+      <w:numFmt w:val="bullet"/>
+      <w:lvlText w:val=""/>
+      <w:lvlJc w:val="left"/>
+      <w:pPr>
+        <w:tabs>
+          <w:tab w:val="num" w:pos="6480"/>
+        </w:tabs>
+        <w:ind w:left="6480" w:hanging="360"/>
+      </w:pPr>
+      <w:rPr>
+        <w:rFonts w:ascii="Wingdings" w:hAnsi="Wingdings" w:hint="default"/>
+        <w:sz w:val="20"/>
+      </w:rPr>
+    </w:lvl>
+  </w:abstractNum>
   <w:num w:numId="1" w16cid:durableId="1978022575">
-    <w:abstractNumId w:val="3"/>
+    <w:abstractNumId w:val="4"/>
   </w:num>
   <w:num w:numId="2" w16cid:durableId="1269123150">
     <w:abstractNumId w:val="2"/>
@@ -1683,10 +2029,19 @@
     <w:abstractNumId w:val="1"/>
   </w:num>
   <w:num w:numId="4" w16cid:durableId="1437140261">
-    <w:abstractNumId w:val="4"/>
+    <w:abstractNumId w:val="5"/>
   </w:num>
   <w:num w:numId="5" w16cid:durableId="1606419951">
     <w:abstractNumId w:val="0"/>
+  </w:num>
+  <w:num w:numId="6" w16cid:durableId="1758166820">
+    <w:abstractNumId w:val="7"/>
+  </w:num>
+  <w:num w:numId="7" w16cid:durableId="298728288">
+    <w:abstractNumId w:val="6"/>
+  </w:num>
+  <w:num w:numId="8" w16cid:durableId="1783525048">
+    <w:abstractNumId w:val="3"/>
   </w:num>
 </w:numbering>
 </file>
